--- a/Assignment_08/Assignment_08_final.docx
+++ b/Assignment_08/Assignment_08_final.docx
@@ -2569,66 +2569,6 @@
     </w:p>
     <w:p>
       <w:pPr>
-        <w:pStyle w:val="FirstParagraph"/>
-      </w:pPr>
-      <w:r>
-        <w:rPr>
-          <w:b/>
-          <w:bCs/>
-          <w:color w:val="000000"/>
-          <w:sz w:val="25"/>
-          <w:szCs w:val="25"/>
-        </w:rPr>
-        <w:t>CONCLUSION</w:t>
-      </w:r>
-      <w:r>
-        <w:rPr>
-          <w:b/>
-          <w:bCs/>
-          <w:color w:val="000000"/>
-          <w:sz w:val="25"/>
-          <w:szCs w:val="25"/>
-        </w:rPr>
-        <w:t xml:space="preserve">: </w:t>
-      </w:r>
-      <w:r>
-        <w:t>Thus, the program to calculate student result and grade based on marks was successfully implemented using C programming. This program demonstrates the effective use of conditional statements, logical operators, and arithmetic operations.</w:t>
-      </w:r>
-    </w:p>
-    <w:p>
-      <w:pPr>
-        <w:pBdr>
-          <w:top w:val="nil"/>
-          <w:left w:val="nil"/>
-          <w:bottom w:val="nil"/>
-          <w:right w:val="nil"/>
-          <w:between w:val="nil"/>
-        </w:pBdr>
-        <w:spacing w:before="257" w:line="291" w:lineRule="auto"/>
-        <w:ind w:left="10"/>
-        <w:rPr>
-          <w:color w:val="000000"/>
-          <w:sz w:val="25"/>
-          <w:szCs w:val="25"/>
-        </w:rPr>
-      </w:pPr>
-    </w:p>
-    <w:p>
-      <w:pPr>
-        <w:pStyle w:val="Heading1"/>
-        <w:spacing w:before="204"/>
-        <w:ind w:firstLine="10"/>
-      </w:pPr>
-      <w:r>
-        <w:t>FAQs:</w:t>
-      </w:r>
-    </w:p>
-    <w:p>
-      <w:pPr>
-        <w:numPr>
-          <w:ilvl w:val="0"/>
-          <w:numId w:val="1"/>
-        </w:numPr>
         <w:pBdr>
           <w:top w:val="nil"/>
           <w:left w:val="nil"/>
@@ -2639,29 +2579,33 @@
         <w:tabs>
           <w:tab w:val="left" w:pos="726"/>
         </w:tabs>
-        <w:spacing w:before="247"/>
+        <w:spacing w:before="258"/>
         <w:ind w:left="726"/>
         <w:rPr>
+          <w:rFonts w:ascii="Aptos" w:eastAsia="Aptos" w:hAnsi="Aptos"/>
+          <w:b/>
+          <w:bCs/>
           <w:color w:val="000000"/>
           <w:sz w:val="25"/>
           <w:szCs w:val="25"/>
-        </w:rPr>
-      </w:pPr>
-      <w:r>
-        <w:rPr>
+          <w:lang w:eastAsia="en-US"/>
+        </w:rPr>
+      </w:pPr>
+      <w:r>
+        <w:rPr>
+          <w:rFonts w:ascii="Aptos" w:eastAsia="Aptos" w:hAnsi="Aptos"/>
+          <w:b/>
+          <w:bCs/>
           <w:color w:val="000000"/>
           <w:sz w:val="25"/>
           <w:szCs w:val="25"/>
-        </w:rPr>
-        <w:t>What is the objective of this C program?</w:t>
-      </w:r>
-    </w:p>
-    <w:p>
-      <w:pPr>
-        <w:numPr>
-          <w:ilvl w:val="0"/>
-          <w:numId w:val="1"/>
-        </w:numPr>
+          <w:lang w:eastAsia="en-US"/>
+        </w:rPr>
+        <w:t>CONCLUSION: Thus, the program to calculate student result and grade based on marks was successfully implemented using C programming. This program demonstrates the effective use of conditional statements, logical operators, and arithmetic operations.</w:t>
+      </w:r>
+    </w:p>
+    <w:p>
+      <w:pPr>
         <w:pBdr>
           <w:top w:val="nil"/>
           <w:left w:val="nil"/>
@@ -2672,28 +2616,21 @@
         <w:tabs>
           <w:tab w:val="left" w:pos="726"/>
         </w:tabs>
-        <w:spacing w:before="247"/>
+        <w:spacing w:before="258"/>
         <w:ind w:left="726"/>
         <w:rPr>
+          <w:rFonts w:ascii="Aptos" w:eastAsia="Aptos" w:hAnsi="Aptos"/>
+          <w:b/>
+          <w:bCs/>
           <w:color w:val="000000"/>
           <w:sz w:val="25"/>
           <w:szCs w:val="25"/>
-        </w:rPr>
-      </w:pPr>
-      <w:r>
-        <w:rPr>
-          <w:color w:val="000000"/>
-          <w:sz w:val="25"/>
-        </w:rPr>
-        <w:t>What is the objective of this C program is an important programming concept because it supports clear problem solving, structured logic, and correct implementation. Understanding it helps in writing programs that are easier to develop, test, and maintain.</w:t>
-      </w:r>
-    </w:p>
-    <w:p>
-      <w:pPr>
-        <w:numPr>
-          <w:ilvl w:val="0"/>
-          <w:numId w:val="1"/>
-        </w:numPr>
+          <w:lang w:eastAsia="en-US"/>
+        </w:rPr>
+      </w:pPr>
+    </w:p>
+    <w:p>
+      <w:pPr>
         <w:pBdr>
           <w:top w:val="nil"/>
           <w:left w:val="nil"/>
@@ -2704,60 +2641,36 @@
         <w:tabs>
           <w:tab w:val="left" w:pos="726"/>
         </w:tabs>
-        <w:spacing w:before="247"/>
+        <w:spacing w:before="258"/>
         <w:ind w:left="726"/>
         <w:rPr>
+          <w:rFonts w:ascii="Aptos" w:eastAsia="Aptos" w:hAnsi="Aptos"/>
+          <w:b/>
+          <w:bCs/>
           <w:color w:val="000000"/>
           <w:sz w:val="25"/>
           <w:szCs w:val="25"/>
-        </w:rPr>
-      </w:pPr>
-      <w:r>
-        <w:rPr>
+          <w:lang w:eastAsia="en-US"/>
+        </w:rPr>
+      </w:pPr>
+      <w:r>
+        <w:rPr>
+          <w:rFonts w:ascii="Aptos" w:eastAsia="Aptos" w:hAnsi="Aptos"/>
+          <w:b/>
+          <w:bCs/>
           <w:color w:val="000000"/>
           <w:sz w:val="25"/>
           <w:szCs w:val="25"/>
-        </w:rPr>
-        <w:t>Why is an if–else ladder used in this program?</w:t>
+          <w:lang w:eastAsia="en-US"/>
+        </w:rPr>
+        <w:t>FAQs:</w:t>
       </w:r>
     </w:p>
     <w:p>
       <w:pPr>
         <w:numPr>
           <w:ilvl w:val="0"/>
-          <w:numId w:val="1"/>
-        </w:numPr>
-        <w:pBdr>
-          <w:top w:val="nil"/>
-          <w:left w:val="nil"/>
-          <w:bottom w:val="nil"/>
-          <w:right w:val="nil"/>
-          <w:between w:val="nil"/>
-        </w:pBdr>
-        <w:tabs>
-          <w:tab w:val="left" w:pos="726"/>
-        </w:tabs>
-        <w:spacing w:before="247"/>
-        <w:ind w:left="726"/>
-        <w:rPr>
-          <w:color w:val="000000"/>
-          <w:sz w:val="25"/>
-          <w:szCs w:val="25"/>
-        </w:rPr>
-      </w:pPr>
-      <w:r>
-        <w:rPr>
-          <w:color w:val="000000"/>
-          <w:sz w:val="25"/>
-        </w:rPr>
-        <w:t>Why is an if–else ladder used in this program is an important programming concept because it supports clear problem solving, structured logic, and correct implementation. Understanding it helps in writing programs that are easier to develop, test, and maintain.</w:t>
-      </w:r>
-    </w:p>
-    <w:p>
-      <w:pPr>
-        <w:numPr>
-          <w:ilvl w:val="0"/>
-          <w:numId w:val="1"/>
+          <w:numId w:val="6"/>
         </w:numPr>
         <w:pBdr>
           <w:top w:val="nil"/>
@@ -2770,27 +2683,34 @@
           <w:tab w:val="left" w:pos="726"/>
         </w:tabs>
         <w:spacing w:before="258"/>
-        <w:ind w:left="726"/>
-        <w:rPr>
+        <w:rPr>
+          <w:rFonts w:ascii="Aptos" w:eastAsia="Aptos" w:hAnsi="Aptos"/>
+          <w:b/>
+          <w:bCs/>
           <w:color w:val="000000"/>
           <w:sz w:val="25"/>
           <w:szCs w:val="25"/>
-        </w:rPr>
-      </w:pPr>
-      <w:r>
-        <w:rPr>
+          <w:lang w:eastAsia="en-US"/>
+        </w:rPr>
+      </w:pPr>
+      <w:r>
+        <w:rPr>
+          <w:rFonts w:ascii="Aptos" w:eastAsia="Aptos" w:hAnsi="Aptos"/>
+          <w:b/>
+          <w:bCs/>
           <w:color w:val="000000"/>
           <w:sz w:val="25"/>
           <w:szCs w:val="25"/>
-        </w:rPr>
-        <w:t>Which data types are generally used in this program?</w:t>
+          <w:lang w:eastAsia="en-US"/>
+        </w:rPr>
+        <w:t>What is the objective of this C program?</w:t>
       </w:r>
     </w:p>
     <w:p>
       <w:pPr>
         <w:numPr>
           <w:ilvl w:val="0"/>
-          <w:numId w:val="1"/>
+          <w:numId w:val="6"/>
         </w:numPr>
         <w:pBdr>
           <w:top w:val="nil"/>
@@ -2803,19 +2723,67 @@
           <w:tab w:val="left" w:pos="726"/>
         </w:tabs>
         <w:spacing w:before="258"/>
-        <w:ind w:left="726"/>
-        <w:rPr>
+        <w:rPr>
+          <w:rFonts w:ascii="Aptos" w:eastAsia="Aptos" w:hAnsi="Aptos"/>
+          <w:b/>
+          <w:bCs/>
           <w:color w:val="000000"/>
           <w:sz w:val="25"/>
           <w:szCs w:val="25"/>
-        </w:rPr>
-      </w:pPr>
-      <w:r>
-        <w:rPr>
+          <w:lang w:eastAsia="en-US"/>
+        </w:rPr>
+      </w:pPr>
+      <w:r>
+        <w:rPr>
+          <w:rFonts w:ascii="Aptos" w:eastAsia="Aptos" w:hAnsi="Aptos"/>
+          <w:b/>
+          <w:bCs/>
           <w:color w:val="000000"/>
           <w:sz w:val="25"/>
-        </w:rPr>
-        <w:t>A data type specifies the kind of value a variable can store, such as integer, float, character, or string. Choosing the correct data type improves program accuracy, memory usage, and reliability.</w:t>
+          <w:szCs w:val="25"/>
+          <w:lang w:eastAsia="en-US"/>
+        </w:rPr>
+        <w:t>Why is an if–else ladder used in this program?</w:t>
+      </w:r>
+    </w:p>
+    <w:p>
+      <w:pPr>
+        <w:numPr>
+          <w:ilvl w:val="0"/>
+          <w:numId w:val="6"/>
+        </w:numPr>
+        <w:pBdr>
+          <w:top w:val="nil"/>
+          <w:left w:val="nil"/>
+          <w:bottom w:val="nil"/>
+          <w:right w:val="nil"/>
+          <w:between w:val="nil"/>
+        </w:pBdr>
+        <w:tabs>
+          <w:tab w:val="left" w:pos="726"/>
+        </w:tabs>
+        <w:spacing w:before="258"/>
+        <w:rPr>
+          <w:rFonts w:ascii="Aptos" w:eastAsia="Aptos" w:hAnsi="Aptos"/>
+          <w:b/>
+          <w:bCs/>
+          <w:color w:val="000000"/>
+          <w:sz w:val="25"/>
+          <w:szCs w:val="25"/>
+          <w:lang w:eastAsia="en-US"/>
+        </w:rPr>
+      </w:pPr>
+      <w:r>
+        <w:rPr>
+          <w:rFonts w:ascii="Aptos" w:eastAsia="Aptos" w:hAnsi="Aptos"/>
+          <w:b/>
+          <w:bCs/>
+          <w:color w:val="000000"/>
+          <w:sz w:val="25"/>
+          <w:szCs w:val="25"/>
+          <w:lang w:eastAsia="en-US"/>
+        </w:rPr>
+        <w:t>Which data types are generally used in this program?</w:t>
       </w:r>
     </w:p>
     <w:p>
@@ -3317,6 +3285,20 @@
   </w:num>
   <w:num w:numId="5" w16cid:durableId="1785268759">
     <w:abstractNumId w:val="0"/>
+  </w:num>
+  <w:num w:numId="6" w16cid:durableId="944845070">
+    <w:abstractNumId w:val="1"/>
+    <w:lvlOverride w:ilvl="0">
+      <w:startOverride w:val="1"/>
+    </w:lvlOverride>
+    <w:lvlOverride w:ilvl="1"/>
+    <w:lvlOverride w:ilvl="2"/>
+    <w:lvlOverride w:ilvl="3"/>
+    <w:lvlOverride w:ilvl="4"/>
+    <w:lvlOverride w:ilvl="5"/>
+    <w:lvlOverride w:ilvl="6"/>
+    <w:lvlOverride w:ilvl="7"/>
+    <w:lvlOverride w:ilvl="8"/>
   </w:num>
 </w:numbering>
 </file>
